--- a/reports/Typing_PD(V6.0)_zh.docx
+++ b/reports/Typing_PD(V6.0)_zh.docx
@@ -3350,7 +3350,7 @@
           <w:b/>
           <w:bCs/>
         </w:rPr>
-        <w:t>表 1. 固定队列构建（人；PD/HC）。描述性审计矩阵覆盖全部 12 个有序数据集对；“主家族”角色仅指确证家族。</w:t>
+        <w:t>表 1. 固定队列构建（人数；PD/HC）。三个确证性迁移方向及各数据集的进入方式（直接或经合并池）在 Methods 中定义。</w:t>
       </w:r>
       <w:r>
         <w:rPr>
@@ -3407,15 +3407,28 @@
         <w:tc>
           <w:tcPr/>
           <w:p>
+            <w:r>
+              <w:t>标签</w:t>
+            </w:r>
+          </w:p>
+        </w:tc>
+        <w:tc>
+          <w:tcPr/>
+          <w:p>
+            <w:r>
+              <w:t>人数</w:t>
+            </w:r>
+          </w:p>
+        </w:tc>
+        <w:tc>
+          <w:tcPr/>
+          <w:p>
             <w:pPr>
               <w:pStyle w:val="Compact"/>
               <w:jc w:val="left"/>
             </w:pPr>
             <w:r>
-              <w:rPr>
-                <w:rFonts w:hint="eastAsia"/>
-              </w:rPr>
-              <w:t>角色</w:t>
+              <w:t>PD</w:t>
             </w:r>
           </w:p>
         </w:tc>
@@ -3427,13 +3440,12 @@
               <w:jc w:val="left"/>
             </w:pPr>
             <w:r>
-              <w:rPr>
-                <w:rFonts w:hint="eastAsia"/>
-              </w:rPr>
-              <w:t>入组</w:t>
-            </w:r>
-          </w:p>
-        </w:tc>
+              <w:t>HC</w:t>
+            </w:r>
+          </w:p>
+        </w:tc>
+      </w:tr>
+      <w:tr>
         <w:tc>
           <w:tcPr/>
           <w:p>
@@ -3442,7 +3454,15 @@
               <w:jc w:val="left"/>
             </w:pPr>
             <w:r>
-              <w:t>PD</w:t>
+              <w:t>MIT-CSXPD</w:t>
+            </w:r>
+          </w:p>
+        </w:tc>
+        <w:tc>
+          <w:tcPr/>
+          <w:p>
+            <w:r>
+              <w:t>临床</w:t>
             </w:r>
           </w:p>
         </w:tc>
@@ -3454,12 +3474,10 @@
               <w:jc w:val="left"/>
             </w:pPr>
             <w:r>
-              <w:t>HC</w:t>
-            </w:r>
-          </w:p>
-        </w:tc>
-      </w:tr>
-      <w:tr>
+              <w:t>82</w:t>
+            </w:r>
+          </w:p>
+        </w:tc>
         <w:tc>
           <w:tcPr/>
           <w:p>
@@ -3468,7 +3486,7 @@
               <w:jc w:val="left"/>
             </w:pPr>
             <w:r>
-              <w:t>MIT-CSXPD</w:t>
+              <w:t>42</w:t>
             </w:r>
           </w:p>
         </w:tc>
@@ -3480,31 +3498,12 @@
               <w:jc w:val="left"/>
             </w:pPr>
             <w:r>
-              <w:rPr>
-                <w:rFonts w:hint="eastAsia"/>
-              </w:rPr>
-              <w:t>临床确诊；主家族：方向 2、3 的源 / 方向 1 的目标</w:t>
-            </w:r>
-            <w:r/>
-            <w:r>
-              <w:rPr>
-                <w:rFonts w:hint="eastAsia"/>
-              </w:rPr>
-            </w:r>
-            <w:r/>
-            <w:r>
-              <w:rPr>
-                <w:rFonts w:hint="eastAsia"/>
-              </w:rPr>
-            </w:r>
-            <w:r/>
-            <w:r>
-              <w:rPr>
-                <w:rFonts w:hint="eastAsia"/>
-              </w:rPr>
-            </w:r>
-          </w:p>
-        </w:tc>
+              <w:t>40</w:t>
+            </w:r>
+          </w:p>
+        </w:tc>
+      </w:tr>
+      <w:tr>
         <w:tc>
           <w:tcPr/>
           <w:p>
@@ -3513,7 +3512,15 @@
               <w:jc w:val="left"/>
             </w:pPr>
             <w:r>
-              <w:t>82</w:t>
+              <w:t>Tappy Keplar</w:t>
+            </w:r>
+          </w:p>
+        </w:tc>
+        <w:tc>
+          <w:tcPr/>
+          <w:p>
+            <w:r>
+              <w:t>自报</w:t>
             </w:r>
           </w:p>
         </w:tc>
@@ -3525,7 +3532,7 @@
               <w:jc w:val="left"/>
             </w:pPr>
             <w:r>
-              <w:t>42</w:t>
+              <w:t>173</w:t>
             </w:r>
           </w:p>
         </w:tc>
@@ -3537,12 +3544,10 @@
               <w:jc w:val="left"/>
             </w:pPr>
             <w:r>
-              <w:t>40</w:t>
-            </w:r>
-          </w:p>
-        </w:tc>
-      </w:tr>
-      <w:tr>
+              <w:t>133</w:t>
+            </w:r>
+          </w:p>
+        </w:tc>
         <w:tc>
           <w:tcPr/>
           <w:p>
@@ -3551,10 +3556,12 @@
               <w:jc w:val="left"/>
             </w:pPr>
             <w:r>
-              <w:t>Tappy Keplar</w:t>
-            </w:r>
-          </w:p>
-        </w:tc>
+              <w:t>40</w:t>
+            </w:r>
+          </w:p>
+        </w:tc>
+      </w:tr>
+      <w:tr>
         <w:tc>
           <w:tcPr/>
           <w:p>
@@ -3566,25 +3573,15 @@
               <w:rPr>
                 <w:rFonts w:hint="eastAsia"/>
               </w:rPr>
-              <w:t>自报；主家族：方向 1 的源 / 方向 2 的目标</w:t>
-            </w:r>
-            <w:r/>
-            <w:r>
-              <w:rPr>
-                <w:rFonts w:hint="eastAsia"/>
-              </w:rPr>
-            </w:r>
-            <w:r/>
-            <w:r>
-              <w:rPr>
-                <w:rFonts w:hint="eastAsia"/>
-              </w:rPr>
-            </w:r>
-            <w:r/>
-            <w:r>
-              <w:rPr>
-                <w:rFonts w:hint="eastAsia"/>
-              </w:rPr>
+              <w:t>TyPD（i-PROGNOSIS）</w:t>
+            </w:r>
+          </w:p>
+        </w:tc>
+        <w:tc>
+          <w:tcPr/>
+          <w:p>
+            <w:r>
+              <w:t>临床</w:t>
             </w:r>
           </w:p>
         </w:tc>
@@ -3596,7 +3593,7 @@
               <w:jc w:val="left"/>
             </w:pPr>
             <w:r>
-              <w:t>173</w:t>
+              <w:t>27</w:t>
             </w:r>
           </w:p>
         </w:tc>
@@ -3608,7 +3605,7 @@
               <w:jc w:val="left"/>
             </w:pPr>
             <w:r>
-              <w:t>133</w:t>
+              <w:t>12</w:t>
             </w:r>
           </w:p>
         </w:tc>
@@ -3620,7 +3617,7 @@
               <w:jc w:val="left"/>
             </w:pPr>
             <w:r>
-              <w:t>40</w:t>
+              <w:t>15</w:t>
             </w:r>
           </w:p>
         </w:tc>
@@ -3634,74 +3631,6 @@
               <w:jc w:val="left"/>
             </w:pPr>
             <w:r>
-              <w:rPr>
-                <w:rFonts w:hint="eastAsia"/>
-              </w:rPr>
-              <w:t>TyPD（i-PROGNOSIS）</w:t>
-            </w:r>
-          </w:p>
-        </w:tc>
-        <w:tc>
-          <w:tcPr/>
-          <w:p>
-            <w:pPr>
-              <w:pStyle w:val="Compact"/>
-              <w:jc w:val="left"/>
-            </w:pPr>
-            <w:r>
-              <w:rPr>
-                <w:rFonts w:hint="eastAsia"/>
-              </w:rPr>
-              <w:t>临床；主家族：仅合并源池；描述矩阵：源与目标</w:t>
-            </w:r>
-          </w:p>
-        </w:tc>
-        <w:tc>
-          <w:tcPr/>
-          <w:p>
-            <w:pPr>
-              <w:pStyle w:val="Compact"/>
-              <w:jc w:val="left"/>
-            </w:pPr>
-            <w:r>
-              <w:t>27</w:t>
-            </w:r>
-          </w:p>
-        </w:tc>
-        <w:tc>
-          <w:tcPr/>
-          <w:p>
-            <w:pPr>
-              <w:pStyle w:val="Compact"/>
-              <w:jc w:val="left"/>
-            </w:pPr>
-            <w:r>
-              <w:t>12</w:t>
-            </w:r>
-          </w:p>
-        </w:tc>
-        <w:tc>
-          <w:tcPr/>
-          <w:p>
-            <w:pPr>
-              <w:pStyle w:val="Compact"/>
-              <w:jc w:val="left"/>
-            </w:pPr>
-            <w:r>
-              <w:t>15</w:t>
-            </w:r>
-          </w:p>
-        </w:tc>
-      </w:tr>
-      <w:tr>
-        <w:tc>
-          <w:tcPr/>
-          <w:p>
-            <w:pPr>
-              <w:pStyle w:val="Compact"/>
-              <w:jc w:val="left"/>
-            </w:pPr>
-            <w:r>
               <w:t>Online English</w:t>
             </w:r>
           </w:p>
@@ -3709,15 +3638,8 @@
         <w:tc>
           <w:tcPr/>
           <w:p>
-            <w:pPr>
-              <w:pStyle w:val="Compact"/>
-              <w:jc w:val="left"/>
-            </w:pPr>
-            <w:r>
-              <w:rPr>
-                <w:rFonts w:hint="eastAsia"/>
-              </w:rPr>
-              <w:t>自报；主家族：仅合并目标；描述矩阵：源与目标</w:t>
+            <w:r>
+              <w:t>自报</w:t>
             </w:r>
           </w:p>
         </w:tc>
@@ -3779,9 +3701,7 @@
         <w:tc>
           <w:tcPr/>
           <w:p>
-            <w:pPr>
-              <w:pStyle w:val="Compact"/>
-            </w:pPr>
+            <w:r/>
           </w:p>
         </w:tc>
         <w:tc>

--- a/reports/Typing_PD(V6.0)_zh.docx
+++ b/reports/Typing_PD(V6.0)_zh.docx
@@ -112,7 +112,7 @@
         <w:rPr>
           <w:rFonts w:hint="eastAsia"/>
         </w:rPr>
-        <w:t>共形预测（conformal prediction, CP）在可交换性下提供具边际覆盖保证的分布无关预测集合。在基于打字动力学的帕金森病（Parkinson’s disease, PD）检测中，跨数据集部署会降低判别力，但经验覆盖能否在部署下守住名义目标此前未被审计。在预注册协议下，我们审计了跨数据集部署下四个公开打字数据集的 split-CP 覆盖率（α = 0.10；逻辑回归参照模型；冻结队列 475 名受试者）。主家族覆盖三个高效力迁移方向，采用 Holm 校正；PD 与健康对照（healthy-control, HC）类条件覆盖为预设安全性诊断；恢复（目标域校准预算）与归因（患病率重采样与标签翻转应力测试）为预注册次要分析。三个主方向全部不相容（家族受控）——即与名义 0.90 水平的预注册统计不相容，属统计学而非临床判定：Tappy→MIT 0.598 [95% 置信区间（CI）0.483–0.704]，MIT→Tappy 0.850 [0.788–0.899]，临床池→自报 0.732 [0.684–0.777]。边际总量掩盖了类别不对称（Tappy→MIT 的 PD 类条件覆盖 0.214，HC 为 1.000）。两种受评预测模型的覆盖行为不同：LightGBM 对照模型判别力更低，但在三个主方向上均维持 0.925–1.000 的类条件覆盖。在这些队列中，目标域重校准分别以 9 与 18 个目标域标注达到 0.80 审计阈值且置信区间支持；Tappy→MIT 在 30% 预算内未能达到，而无标注的加权 CP 仅靠对 86–100% 受试者弃权实现名义覆盖。患病率重配与标签腐蚀均未能复现观察到的表型。在部署偏移下，判别力与覆盖表现为两个不同的可靠性维度；面向部署的报告应在受试者工作特征曲线下面积（AUC）之外纳入覆盖审计与类条件诊断。</w:t>
+        <w:t>共形预测（conformal prediction, CP）在可交换性下提供具边际覆盖保证的分布无关预测集合。在基于打字动力学的帕金森病（Parkinson’s disease, PD）检测中，跨数据集部署会降低判别力，但经验覆盖能否在部署下守住名义目标此前未被审计。在预注册协议下，我们审计了跨数据集部署下四个公开打字数据集的 split-CP 覆盖率（α = 0.10；逻辑回归参照模型；队列共 475 名受试者）。主家族覆盖三个确证性迁移方向，采用 Holm 校正；PD 与健康对照（healthy-control, HC）类条件覆盖为预设失效模式诊断；恢复（目标域校准预算）与归因（患病率重采样与标签翻转应力测试）为预注册次要分析。三个主方向全部不相容（家族受控）——即与名义 0.90 水平的预注册统计不相容，属统计学而非临床判定：Tappy→MIT 0.598 [95% 置信区间（CI）0.483–0.704]，MIT→Tappy 0.850 [0.788–0.899]，临床池→自报 0.732 [0.684–0.777]。边际总量掩盖了类别不对称（Tappy→MIT 的 PD 类条件覆盖 0.214，HC 为 1.000）。两种受评预测模型的覆盖行为不同：LightGBM 对照模型判别力更低，但在三个主方向上均维持 0.925–1.000 的类条件覆盖。在这些队列中，目标域重校准分别以 9 与 18 个目标域标注达到 0.80 审计阈值且置信区间支持；Tappy→MIT 在 30% 预算内未能达到，而无标注的加权 CP 仅靠对 86–100% 受试者弃权实现名义覆盖。患病率重配与标签腐蚀均未能复现观察到的表型。在部署偏移下，判别力与覆盖表现为两个不同的可靠性维度；面向部署的报告应在受试者工作特征曲线下面积（AUC）之外纳入覆盖审计与类条件诊断。</w:t>
       </w:r>
       <w:r/>
       <w:r>
@@ -465,7 +465,7 @@
         <w:rPr>
           <w:rFonts w:hint="eastAsia"/>
         </w:rPr>
-        <w:t>研究贡献：(i) 对四个公开 PD 打字数据集的 CP 覆盖率进行预注册、保密期的系统性审计，含冻结队列——确证家族由三个预注册主迁移方向构成，全部 12 个有序迁移方向作描述性刻画；(ii) 覆盖–判别解耦图谱：全部 12 个有序迁移方向 × 两个预测模型的六元组；(iii) 异质标签来源（临床 vs 自报）对覆盖行为影响的在野量化，含受控偏移应力测试；(iv) 开放审计工具包（三档特征体系、覆盖复原单元测试含 weighted CP 独立 oracle、预注册协议、示例性覆盖→工作流映射：单例=自动通过，双例=人工复核，全集=系统拒绝）。</w:t>
+        <w:t>研究贡献：(i) 对四个公开 PD 打字数据集的 CP 覆盖率进行预注册、保密期的系统性审计，含固定队列——确证家族由三个预注册主迁移方向构成，全部 12 个有序迁移方向作描述性刻画；(ii) 覆盖–判别解耦图谱：全部 12 个有序迁移方向 × 两个预测模型的六元组；(iii) 异质标签来源（临床 vs 自报）对覆盖行为影响的在野量化，含受控偏移应力测试；(iv) 开放审计工具包（三档特征体系、覆盖复原单元测试含 weighted CP 独立 oracle、预注册协议、示例性覆盖→工作流映射：单例=自动通过，双例=人工复核，全集=系统拒绝）。</w:t>
       </w:r>
       <w:r/>
       <w:r>
@@ -1546,7 +1546,7 @@
         <w:pStyle w:val="FirstParagraph"/>
       </w:pPr>
       <w:r>
-        <w:t>Tappy→MIT 中，PD 类条件覆盖 0.214 [0.103, 0.368]（n = 42），HC 为 1.000（n = 40）：42 名 PD 参与者中的 33 名（78.6%）收到的预测集不含其真实标签（图 2）。42 名 PD 参与者中有 34 名收到单例集（PD 单例率 0.810），而仅 9 名被覆盖，故 33 例未覆盖中至少 25 例为单类集合——在二分类问题中必然只含非 PD 标签。若套用示例性的”单例=自动通过”映射，这些错误将转化为虚假安心。欠服务类别随目标域患病率翻转：在两个 PD 富集目标中 HC 类条件覆盖不足（MIT→Tappy 0.700；临床→自报 0.627）。对照分数在类间近乎均匀（0.925–1.000）。这些是冻结队列上未校正的测量诊断而非保证。</w:t>
+        <w:t>Tappy→MIT 中，PD 类条件覆盖 0.214 [0.103, 0.368]（n = 42），HC 为 1.000（n = 40）：42 名 PD 参与者中的 33 名（78.6%）收到的预测集不含其真实标签（图 2）。42 名 PD 参与者中有 34 名收到单例集（PD 单例率 0.810），而仅 9 名被覆盖，故 33 例未覆盖中至少 25 例为单类集合——在二分类问题中必然只含非 PD 标签。若套用示例性的”单例=自动通过”映射，这些错误将转化为虚假安心。欠服务类别随目标域患病率翻转：在两个 PD 富集目标中 HC 类条件覆盖不足（MIT→Tappy 0.700；临床→自报 0.627）。对照分数在类间近乎均匀（0.925–1.000）。这些是固定队列上未校正的测量诊断而非保证。</w:t>
       </w:r>
       <w:r>
         <w:rPr>
@@ -2160,7 +2160,7 @@
         <w:rPr>
           <w:rFonts w:hint="eastAsia"/>
         </w:rPr>
-        <w:t>在预注册确证管道（单 seed = 1）下，无任何预注册敏感性分析翻转主判定：α = 0.20（主方向 0.522–0.705）；三名单纯震颤参与者双向重纳入（最大偏移 +0.073）；会话季度重聚合（结果逐位相同）；特征档位协变量（无单调梯度）。MIT→Tappy 判定贴近决策边界（CI 上界 0.8994），其逐-seed 切分分布（均值 0.853 ± 0.058）意味着部分切分会落入证据不足带；50-seed 敏感性分布的中心与多数个别切分均低于名义 0.90 水平，预注册功效分析见补充材料。性别分层覆盖（仅 Tappy 来源目标可算）显示 MIT→Tappy 存在 8.7 个百分点的男性缺口；MIT 与 OE 不公布人口学字段，作为局限报告而非插补。</w:t>
+        <w:t>在预注册确证管道（单 seed = 1）下，无任何预注册敏感性分析翻转主判定：α = 0.20（主方向 0.522–0.705）；三名单纯震颤参与者双向重纳入（最大偏移 +0.073）；会话季度重聚合（结果逐位相同）；特征档位分层（无单调梯度）。MIT→Tappy 判定贴近决策边界（CI 上界 0.8994），其逐-seed 切分分布（均值 0.853 ± 0.058）意味着部分切分会落入证据不足带；50-seed 敏感性分布的中心与多数个别切分均低于名义 0.90 水平，预注册功效分析见补充材料。性别分层覆盖（仅 Tappy 来源目标可算）显示 MIT→Tappy 存在 8.7 个百分点的男性缺口；MIT 与 OE 不公布人口学字段，作为局限报告而非插补。</w:t>
       </w:r>
       <w:r/>
       <w:r>
@@ -2442,7 +2442,7 @@
         <w:rPr>
           <w:rFonts w:hint="eastAsia"/>
         </w:rPr>
-        <w:t>偏移下的 CP 覆盖审计在医学之外已有先例——计算机视觉领域的大规模审计 [20] 与临床预测的自然实验诊断 [21]——而临床共形研究也已开始报告迁移下的覆盖表现：脓毒症死亡率预测器从 MIMIC 外验至 eICU [17]、时间偏移下的子组覆盖公平性审计 [19]、以及 LLM 死亡预测中的类条件覆盖失衡 [18]——最后一项与本文测得的类不对称相呼应。PD 数字表型学已将 CP 用于用药需求区间 [11] 与真实世界数字神经标志物的可靠纵向评估 [12]——均为库内。相对这些工作，本审计增加了预注册判定协议、类条件安全诊断与恢复代价量化，覆盖一个此前未考察不确定性的打字模态。我们的结果不与 CP 理论矛盾；我们测量的是理论在其假设边界处所预言的行为，数据则是部署真实会遇到的数据。</w:t>
+        <w:t>偏移下的 CP 覆盖审计在医学之外已有先例——计算机视觉领域的大规模审计 [20] 与临床预测的自然实验诊断 [21]——而临床共形研究也已开始报告迁移下的覆盖表现：脓毒症死亡率预测器从 MIMIC 外验至 eICU [17]、时间偏移下的子组覆盖公平性审计 [19]、以及 LLM 死亡预测中的类条件覆盖失衡 [18]——最后一项与本文测得的类不对称相呼应。PD 数字表型学已将 CP 用于用药需求区间 [11] 与真实世界数字神经标志物的可靠纵向评估 [12]——均为库内。相对这些工作，本审计增加了预注册判定协议、类条件失效模式诊断与恢复代价量化，覆盖一个此前未考察不确定性的打字模态。我们的结果不与 CP 理论矛盾；我们测量的是理论在其假设边界处所预言的行为，数据则是部署真实会遇到的数据。</w:t>
       </w:r>
       <w:r/>
       <w:r>
@@ -2549,7 +2549,7 @@
         <w:rPr>
           <w:rFonts w:hint="eastAsia"/>
         </w:rPr>
-        <w:t>自报目标上的估计量受自报标签限定；随机翻转非结构化错标，复现声明限于”足以复现”且限于一个方向的预设剂量。(2) 有效参照模型为逻辑回归（原 LightGBM 选择经预注册 gate 失败，三次运行留档）；修正冻结于跨数据集覆盖计算之前，对照模型全程报告。(3) 模型依赖的覆盖行为通过两个预测模型、12 个非独立方向描述性确立；两个模型证明覆盖失效非任务固有，而非模型空间的普遍规律。(4) MIT 与 OE 不公布性别/年龄字段，限制分组审计；文献口径 MIT 对照组女性偏多约 17 个百分点。(5) 库内类条件覆盖亦是测量值而非保证。(6) OE 按预注册决定保留 0.27% 重复行；合并源池声明仅涉标签质量，不涉分布可交换性，且未做留一数据源敏感性。(7) Weighted CP 无第三方库交叉验证；p99 截断使其形式保证失效；未截断形式的正确性依赖独立 oracle，其实践失效（弃权）作为结果如实报告。(8) 主确证分析使用单一预注册校准切分；多种子分析是敏感性分析，不能替代确证切分。决策边界对校准集实现敏感，MIT→Tappy 尤甚（CI 上界 0.8994），且有限目标队列限制每类精度（Tappy→MIT 的 PD 类条件 n = 42）。</w:t>
+        <w:t>自报目标上的估计量受自报标签限定；随机翻转非结构化错标，复现声明限于”足以复现”且限于一个方向的预设剂量。(2) 有效参照模型为逻辑回归（原 LightGBM 选择经预注册 gate 失败，三次运行留档）；修正定稿于跨数据集覆盖计算之前，对照模型全程报告。(3) 模型依赖的覆盖行为通过两个预测模型、12 个非独立方向描述性确立；两个模型证明覆盖失效非任务固有，而非模型空间的普遍规律。(4) MIT 与 OE 不公布性别/年龄字段，限制分组审计；文献口径 MIT 对照组女性偏多约 17 个百分点。(5) 库内类条件覆盖亦是测量值而非保证。(6) OE 按预注册决定保留 0.27% 重复行；合并源池声明仅涉标签质量，不涉分布可交换性，且未做留一数据源敏感性。(7) Weighted CP 无第三方库交叉验证；p99 截断使其形式保证失效；未截断形式的正确性依赖独立 oracle，其实践失效（弃权）作为结果如实报告。(8) 主确证分析使用单一预注册校准切分；多种子分析是敏感性分析，不能替代确证切分。决策边界对校准集实现敏感，MIT→Tappy 尤甚（CI 上界 0.8994），且有限目标队列限制每类精度（Tappy→MIT 的 PD 类条件 n = 42）。</w:t>
       </w:r>
       <w:r/>
       <w:r>
@@ -4462,6 +4462,45 @@
       <w:pPr>
         <w:pStyle w:val="CaptionedFigure"/>
       </w:pPr>
+      <w:r>
+        <w:drawing>
+          <wp:inline>
+            <wp:extent cx="5330952" cy="2295271"/>
+            <wp:docPr id="1" name="Picture 1"/>
+            <wp:cNvGraphicFramePr>
+              <a:graphicFrameLocks noChangeAspect="1"/>
+            </wp:cNvGraphicFramePr>
+            <a:graphic>
+              <a:graphicData uri="http://schemas.openxmlformats.org/drawingml/2006/picture">
+                <pic:pic>
+                  <pic:nvPicPr>
+                    <pic:cNvPr id="0" name="image.png"/>
+                    <pic:cNvPicPr/>
+                  </pic:nvPicPr>
+                  <pic:blipFill>
+                    <a:blip r:embed="rId34"/>
+                    <a:stretch>
+                      <a:fillRect/>
+                    </a:stretch>
+                  </pic:blipFill>
+                  <pic:spPr>
+                    <a:xfrm>
+                      <a:off x="0" y="0"/>
+                      <a:ext cx="5330952" cy="2295271"/>
+                    </a:xfrm>
+                    <a:prstGeom prst="rect"/>
+                  </pic:spPr>
+                </pic:pic>
+              </a:graphicData>
+            </a:graphic>
+          </wp:inline>
+        </w:drawing>
+      </w:r>
+    </w:p>
+    <w:p>
+      <w:pPr>
+        <w:pStyle w:val="CaptionedFigure"/>
+      </w:pPr>
       <w:r/>
     </w:p>
     <w:p>
@@ -4485,7 +4524,7 @@
           <w:b/>
           <w:bCs/>
         </w:rPr>
-        <w:t>图 2. PD/HC 类条件覆盖(未校正的测量安全性诊断——非保证)。 左=LR,右=LGBM;方块=PD,圆=HC;标注为各类样本量</w:t>
+        <w:t>图 2. PD/HC 类条件覆盖(未校正的测量失效模式诊断——非保证)。 左=LR,右=LGBM;方块=PD,圆=HC;标注为各类样本量</w:t>
       </w:r>
       <w:r>
         <w:rPr>
@@ -4511,6 +4550,45 @@
       <w:pPr>
         <w:pStyle w:val="CaptionedFigure"/>
       </w:pPr>
+      <w:r>
+        <w:drawing>
+          <wp:inline>
+            <wp:extent cx="5330952" cy="2221230"/>
+            <wp:docPr id="2" name="Picture 2"/>
+            <wp:cNvGraphicFramePr>
+              <a:graphicFrameLocks noChangeAspect="1"/>
+            </wp:cNvGraphicFramePr>
+            <a:graphic>
+              <a:graphicData uri="http://schemas.openxmlformats.org/drawingml/2006/picture">
+                <pic:pic>
+                  <pic:nvPicPr>
+                    <pic:cNvPr id="0" name="image.png"/>
+                    <pic:cNvPicPr/>
+                  </pic:nvPicPr>
+                  <pic:blipFill>
+                    <a:blip r:embed="rId37"/>
+                    <a:stretch>
+                      <a:fillRect/>
+                    </a:stretch>
+                  </pic:blipFill>
+                  <pic:spPr>
+                    <a:xfrm>
+                      <a:off x="0" y="0"/>
+                      <a:ext cx="5330952" cy="2221230"/>
+                    </a:xfrm>
+                    <a:prstGeom prst="rect"/>
+                  </pic:spPr>
+                </pic:pic>
+              </a:graphicData>
+            </a:graphic>
+          </wp:inline>
+        </w:drawing>
+      </w:r>
+    </w:p>
+    <w:p>
+      <w:pPr>
+        <w:pStyle w:val="CaptionedFigure"/>
+      </w:pPr>
       <w:r/>
     </w:p>
     <w:p>
@@ -4605,6 +4683,45 @@
       <w:pPr>
         <w:pStyle w:val="CaptionedFigure"/>
       </w:pPr>
+      <w:r>
+        <w:drawing>
+          <wp:inline>
+            <wp:extent cx="5330952" cy="2517394"/>
+            <wp:docPr id="3" name="Picture 3"/>
+            <wp:cNvGraphicFramePr>
+              <a:graphicFrameLocks noChangeAspect="1"/>
+            </wp:cNvGraphicFramePr>
+            <a:graphic>
+              <a:graphicData uri="http://schemas.openxmlformats.org/drawingml/2006/picture">
+                <pic:pic>
+                  <pic:nvPicPr>
+                    <pic:cNvPr id="0" name="image.png"/>
+                    <pic:cNvPicPr/>
+                  </pic:nvPicPr>
+                  <pic:blipFill>
+                    <a:blip r:embed="rId40"/>
+                    <a:stretch>
+                      <a:fillRect/>
+                    </a:stretch>
+                  </pic:blipFill>
+                  <pic:spPr>
+                    <a:xfrm>
+                      <a:off x="0" y="0"/>
+                      <a:ext cx="5330952" cy="2517394"/>
+                    </a:xfrm>
+                    <a:prstGeom prst="rect"/>
+                  </pic:spPr>
+                </pic:pic>
+              </a:graphicData>
+            </a:graphic>
+          </wp:inline>
+        </w:drawing>
+      </w:r>
+    </w:p>
+    <w:p>
+      <w:pPr>
+        <w:pStyle w:val="CaptionedFigure"/>
+      </w:pPr>
       <w:r/>
     </w:p>
     <w:p>
@@ -4696,6 +4813,45 @@
       <w:pPr>
         <w:pStyle w:val="CaptionedFigure"/>
       </w:pPr>
+      <w:r>
+        <w:drawing>
+          <wp:inline>
+            <wp:extent cx="5330952" cy="2665476"/>
+            <wp:docPr id="4" name="Picture 4"/>
+            <wp:cNvGraphicFramePr>
+              <a:graphicFrameLocks noChangeAspect="1"/>
+            </wp:cNvGraphicFramePr>
+            <a:graphic>
+              <a:graphicData uri="http://schemas.openxmlformats.org/drawingml/2006/picture">
+                <pic:pic>
+                  <pic:nvPicPr>
+                    <pic:cNvPr id="0" name="image.png"/>
+                    <pic:cNvPicPr/>
+                  </pic:nvPicPr>
+                  <pic:blipFill>
+                    <a:blip r:embed="rId43"/>
+                    <a:stretch>
+                      <a:fillRect/>
+                    </a:stretch>
+                  </pic:blipFill>
+                  <pic:spPr>
+                    <a:xfrm>
+                      <a:off x="0" y="0"/>
+                      <a:ext cx="5330952" cy="2665476"/>
+                    </a:xfrm>
+                    <a:prstGeom prst="rect"/>
+                  </pic:spPr>
+                </pic:pic>
+              </a:graphicData>
+            </a:graphic>
+          </wp:inline>
+        </w:drawing>
+      </w:r>
+    </w:p>
+    <w:p>
+      <w:pPr>
+        <w:pStyle w:val="CaptionedFigure"/>
+      </w:pPr>
       <w:r/>
     </w:p>
     <w:p>
@@ -4770,6 +4926,45 @@
       <w:pPr>
         <w:pStyle w:val="CaptionedFigure"/>
       </w:pPr>
+      <w:r>
+        <w:drawing>
+          <wp:inline>
+            <wp:extent cx="5330952" cy="2295271"/>
+            <wp:docPr id="5" name="Picture 5"/>
+            <wp:cNvGraphicFramePr>
+              <a:graphicFrameLocks noChangeAspect="1"/>
+            </wp:cNvGraphicFramePr>
+            <a:graphic>
+              <a:graphicData uri="http://schemas.openxmlformats.org/drawingml/2006/picture">
+                <pic:pic>
+                  <pic:nvPicPr>
+                    <pic:cNvPr id="0" name="image.png"/>
+                    <pic:cNvPicPr/>
+                  </pic:nvPicPr>
+                  <pic:blipFill>
+                    <a:blip r:embed="rId46"/>
+                    <a:stretch>
+                      <a:fillRect/>
+                    </a:stretch>
+                  </pic:blipFill>
+                  <pic:spPr>
+                    <a:xfrm>
+                      <a:off x="0" y="0"/>
+                      <a:ext cx="5330952" cy="2295271"/>
+                    </a:xfrm>
+                    <a:prstGeom prst="rect"/>
+                  </pic:spPr>
+                </pic:pic>
+              </a:graphicData>
+            </a:graphic>
+          </wp:inline>
+        </w:drawing>
+      </w:r>
+    </w:p>
+    <w:p>
+      <w:pPr>
+        <w:pStyle w:val="CaptionedFigure"/>
+      </w:pPr>
       <w:r/>
     </w:p>
     <w:p>
@@ -4878,6 +5073,45 @@
       <w:pPr>
         <w:pStyle w:val="CaptionedFigure"/>
       </w:pPr>
+      <w:r>
+        <w:drawing>
+          <wp:inline>
+            <wp:extent cx="5330952" cy="6515608"/>
+            <wp:docPr id="6" name="Picture 6"/>
+            <wp:cNvGraphicFramePr>
+              <a:graphicFrameLocks noChangeAspect="1"/>
+            </wp:cNvGraphicFramePr>
+            <a:graphic>
+              <a:graphicData uri="http://schemas.openxmlformats.org/drawingml/2006/picture">
+                <pic:pic>
+                  <pic:nvPicPr>
+                    <pic:cNvPr id="0" name="fig6_stress_tests.png"/>
+                    <pic:cNvPicPr/>
+                  </pic:nvPicPr>
+                  <pic:blipFill>
+                    <a:blip r:embed="rId9"/>
+                    <a:stretch>
+                      <a:fillRect/>
+                    </a:stretch>
+                  </pic:blipFill>
+                  <pic:spPr>
+                    <a:xfrm>
+                      <a:off x="0" y="0"/>
+                      <a:ext cx="5330952" cy="6515608"/>
+                    </a:xfrm>
+                    <a:prstGeom prst="rect"/>
+                  </pic:spPr>
+                </pic:pic>
+              </a:graphicData>
+            </a:graphic>
+          </wp:inline>
+        </w:drawing>
+      </w:r>
+    </w:p>
+    <w:p>
+      <w:pPr>
+        <w:pStyle w:val="CaptionedFigure"/>
+      </w:pPr>
       <w:r/>
     </w:p>
     <w:p>
@@ -4935,6 +5169,45 @@
         </w:rPr>
       </w:r>
       <w:r/>
+    </w:p>
+    <w:p>
+      <w:pPr>
+        <w:pStyle w:val="CaptionedFigure"/>
+      </w:pPr>
+      <w:r>
+        <w:drawing>
+          <wp:inline>
+            <wp:extent cx="5330952" cy="4427401"/>
+            <wp:docPr id="7" name="Picture 7"/>
+            <wp:cNvGraphicFramePr>
+              <a:graphicFrameLocks noChangeAspect="1"/>
+            </wp:cNvGraphicFramePr>
+            <a:graphic>
+              <a:graphicData uri="http://schemas.openxmlformats.org/drawingml/2006/picture">
+                <pic:pic>
+                  <pic:nvPicPr>
+                    <pic:cNvPr id="0" name="image.png"/>
+                    <pic:cNvPicPr/>
+                  </pic:nvPicPr>
+                  <pic:blipFill>
+                    <a:blip r:embed="rId52"/>
+                    <a:stretch>
+                      <a:fillRect/>
+                    </a:stretch>
+                  </pic:blipFill>
+                  <pic:spPr>
+                    <a:xfrm>
+                      <a:off x="0" y="0"/>
+                      <a:ext cx="5330952" cy="4427401"/>
+                    </a:xfrm>
+                    <a:prstGeom prst="rect"/>
+                  </pic:spPr>
+                </pic:pic>
+              </a:graphicData>
+            </a:graphic>
+          </wp:inline>
+        </w:drawing>
+      </w:r>
     </w:p>
     <w:p>
       <w:pPr>

--- a/reports/Typing_PD(V6.0)_zh.docx
+++ b/reports/Typing_PD(V6.0)_zh.docx
@@ -2941,6 +2941,25 @@
           <w:bCs/>
         </w:rPr>
         <w:t>声明</w:t>
+      </w:r>
+    </w:p>
+    <w:p>
+      <w:pPr>
+        <w:pStyle w:val="BodyText"/>
+      </w:pPr>
+      <w:r>
+        <w:rPr>
+          <w:b/>
+        </w:rPr>
+        <w:t>AI 辅助工具使用</w:t>
+      </w:r>
+    </w:p>
+    <w:p>
+      <w:pPr>
+        <w:pStyle w:val="BodyText"/>
+      </w:pPr>
+      <w:r>
+        <w:t>本研究在作者指导下使用基于 LLM 的工具完成代码执行与写作辅助；全部内容经作者核验，责任由作者承担。完整开发工作流——预注册分析计划、冻结结果层与版本化稿件——见代码可用性节所述公开存档。</w:t>
       </w:r>
     </w:p>
     <w:p>
